--- a/concierge-deploy/public/templates/technical-sign-off.docx
+++ b/concierge-deploy/public/templates/technical-sign-off.docx
@@ -521,7 +521,7 @@
           <w:sz w:val="16"/>
           <w:szCs w:val="16"/>
         </w:rPr>
-        <w:t xml:space="preserve">, seven years of UK construction and IoT project management, supplying professional services as a sole trader, 55 Remington Road, London N15 6SS. The workmanship is judged by a qualified inspector for that trade, named with their qualification in this report. She arranges the inspection, confirms the inspector is independent of the work, checks the record is complete, and issues it. She does not judge trade workmanship herself. The person who inspected the work is never the person who did it, and both are named on this report. A sign-off is an opinion on the work that could be seen on the day. It is not a warranty and it does not take away the builder's responsibility for the work.</w:t>
+        <w:t xml:space="preserve">, seven years of UK construction and IoT project management, supplying professional services as a sole trader. The workmanship is judged by a qualified inspector for that trade, named with their qualification in this report. She arranges the inspection, confirms the inspector is independent of the work, checks the record is complete, and issues it. She does not judge trade workmanship herself. The person who inspected the work is never the person who did it, and both are named on this report. A sign-off is an opinion on the work that could be seen on the day. It is not a warranty and it does not take away the builder's responsibility for the work.</w:t>
       </w:r>
     </w:p>
     <w:p>
@@ -12931,7 +12931,7 @@
         <w:sz w:val="14"/>
         <w:szCs w:val="14"/>
       </w:rPr>
-      <w:t xml:space="preserve">Supplied by Monique Sewell-Bennett, sole trader, 55 Remington Road, London N15 6SS</w:t>
+      <w:t xml:space="preserve">Supplied by Monique Sewell-Bennett, sole trader</w:t>
     </w:r>
     <w:r>
       <w:rPr>
